--- a/frontend/public/documents/concern-template.docx
+++ b/frontend/public/documents/concern-template.docx
@@ -1727,7 +1727,7 @@
               <w:b/>
               <w:sz w:val="24"/>
             </w:rPr>
-            <w:t>Cristal e-College</w:t>
+            <w:t>Cristal e-College, Inc.</w:t>
           </w:r>
           <w:r>
             <w:br/>
